--- a/admin/Parrot Contract for Yvonne Ikuzwe.docx
+++ b/admin/Parrot Contract for Yvonne Ikuzwe.docx
@@ -45,15 +45,7 @@
         <w:t>Agreement Reference:</w:t>
       </w:r>
       <w:r>
-        <w:t xml:space="preserve"> PCVC-PROB-${</w:t>
-      </w:r>
-      <w:proofErr w:type="spellStart"/>
-      <w:r>
-        <w:t>national_id</w:t>
-      </w:r>
-      <w:proofErr w:type="spellEnd"/>
-      <w:r>
-        <w:t>}</w:t>
+        <w:t xml:space="preserve"> PCVC-PROB-${national_id}</w:t>
       </w:r>
     </w:p>
     <w:p>
@@ -67,15 +59,7 @@
         <w:t>Date:</w:t>
       </w:r>
       <w:r>
-        <w:t xml:space="preserve"> ${</w:t>
-      </w:r>
-      <w:proofErr w:type="spellStart"/>
-      <w:r>
-        <w:t>signing_date</w:t>
-      </w:r>
-      <w:proofErr w:type="spellEnd"/>
-      <w:r>
-        <w:t>}</w:t>
+        <w:t xml:space="preserve"> ${signing_date}</w:t>
       </w:r>
     </w:p>
     <w:p>
@@ -174,15 +158,7 @@
         <w:t>Name:</w:t>
       </w:r>
       <w:r>
-        <w:t xml:space="preserve"> ${</w:t>
-      </w:r>
-      <w:proofErr w:type="spellStart"/>
-      <w:r>
-        <w:t>full_name</w:t>
-      </w:r>
-      <w:proofErr w:type="spellEnd"/>
-      <w:r>
-        <w:t>}</w:t>
+        <w:t xml:space="preserve"> ${full_name}</w:t>
       </w:r>
     </w:p>
     <w:p>
@@ -230,15 +206,7 @@
         <w:t>Phone Number:</w:t>
       </w:r>
       <w:r>
-        <w:t xml:space="preserve"> ${</w:t>
-      </w:r>
-      <w:proofErr w:type="spellStart"/>
-      <w:r>
-        <w:t>phone_number</w:t>
-      </w:r>
-      <w:proofErr w:type="spellEnd"/>
-      <w:r>
-        <w:t>}</w:t>
+        <w:t xml:space="preserve"> ${phone_number}</w:t>
       </w:r>
     </w:p>
     <w:p>
@@ -839,15 +807,7 @@
         <w:spacing w:line="276" w:lineRule="auto"/>
       </w:pPr>
       <w:r>
-        <w:t xml:space="preserve">Prepare and submit applications through </w:t>
-      </w:r>
-      <w:proofErr w:type="spellStart"/>
-      <w:r>
-        <w:t>ApplyBoard</w:t>
-      </w:r>
-      <w:proofErr w:type="spellEnd"/>
-      <w:r>
-        <w:t>, QS Apply, university portals, and other approved platforms.</w:t>
+        <w:t>Prepare and submit applications through ApplyBoard, QS Apply, university portals, and other approved platforms.</w:t>
       </w:r>
     </w:p>
     <w:p>
@@ -2119,25 +2079,7 @@
           <w:sz w:val="24"/>
           <w:szCs w:val="24"/>
         </w:rPr>
-        <w:t xml:space="preserve">The Employee shall not create, submit, or process any student application through </w:t>
-      </w:r>
-      <w:proofErr w:type="spellStart"/>
-      <w:r>
-        <w:rPr>
-          <w:rFonts w:ascii="Times New Roman" w:eastAsia="Times New Roman" w:hAnsi="Times New Roman" w:cs="Times New Roman"/>
-          <w:sz w:val="24"/>
-          <w:szCs w:val="24"/>
-        </w:rPr>
-        <w:t>ApplyBoard</w:t>
-      </w:r>
-      <w:proofErr w:type="spellEnd"/>
-      <w:r>
-        <w:rPr>
-          <w:rFonts w:ascii="Times New Roman" w:eastAsia="Times New Roman" w:hAnsi="Times New Roman" w:cs="Times New Roman"/>
-          <w:sz w:val="24"/>
-          <w:szCs w:val="24"/>
-        </w:rPr>
-        <w:t>, QS Apply, university portals, or any other recruitment platform before the student has been properly registered and documented in PARROT MIS.</w:t>
+        <w:t>The Employee shall not create, submit, or process any student application through ApplyBoard, QS Apply, university portals, or any other recruitment platform before the student has been properly registered and documented in PARROT MIS.</w:t>
       </w:r>
     </w:p>
     <w:p>
@@ -3031,11 +2973,11 @@
           </mc:Choice>
           <mc:Fallback>
             <w:pict>
-              <v:shapetype id="_x0000_t202" coordsize="21600,21600" o:spt="202" path="m,l,21600r21600,l21600,xe">
+              <v:shapetype w14:anchorId="10E8525A" id="_x0000_t202" coordsize="21600,21600" o:spt="202" path="m,l,21600r21600,l21600,xe">
                 <v:stroke joinstyle="miter"/>
                 <v:path gradientshapeok="t" o:connecttype="rect"/>
               </v:shapetype>
-              <v:shape id="Text Box 1" o:spid="_x0000_s1026" type="#_x0000_t202" style="position:absolute;margin-left:291pt;margin-top:18.3pt;width:151.5pt;height:136.5pt;z-index:251659264;visibility:visible;mso-wrap-style:square;mso-wrap-distance-left:9pt;mso-wrap-distance-top:0;mso-wrap-distance-right:9pt;mso-wrap-distance-bottom:0;mso-position-horizontal:absolute;mso-position-horizontal-relative:text;mso-position-vertical:absolute;mso-position-vertical-relative:text;v-text-anchor:top" o:gfxdata="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" filled="f" stroked="f" strokeweight=".5pt">
+              <v:shape id="Text Box 1" o:spid="_x0000_s1026" type="#_x0000_t202" style="position:absolute;margin-left:291pt;margin-top:18.3pt;width:151.5pt;height:136.5pt;z-index:251659264;visibility:visible;mso-wrap-style:square;mso-wrap-distance-left:9pt;mso-wrap-distance-top:0;mso-wrap-distance-right:9pt;mso-wrap-distance-bottom:0;mso-position-horizontal:absolute;mso-position-horizontal-relative:text;mso-position-vertical:absolute;mso-position-vertical-relative:text;v-text-anchor:top" o:gfxdata="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" filled="f" stroked="f" strokeweight=".5pt">
                 <v:textbox>
                   <w:txbxContent>
                     <w:p>
@@ -3044,7 +2986,7 @@
                           <w:noProof/>
                         </w:rPr>
                         <w:drawing>
-                          <wp:inline distT="0" distB="0" distL="0" distR="0" wp14:anchorId="43E4C664" wp14:editId="02D02DAC">
+                          <wp:inline distT="0" distB="0" distL="0" distR="0" wp14:anchorId="45EBFC87" wp14:editId="0943AC5A">
                             <wp:extent cx="1543050" cy="1562100"/>
                             <wp:effectExtent l="0" t="0" r="0" b="0"/>
                             <wp:docPr id="2" name="Picture 2"/>
@@ -3059,7 +3001,7 @@
                                     <pic:cNvPicPr/>
                                   </pic:nvPicPr>
                                   <pic:blipFill>
-                                    <a:blip r:embed="rId8"/>
+                                    <a:blip r:embed="rId7"/>
                                     <a:stretch>
                                       <a:fillRect/>
                                     </a:stretch>
@@ -3093,25 +3035,23 @@
           <w:sz w:val="24"/>
           <w:szCs w:val="24"/>
         </w:rPr>
-        <w:t>Name: ${</w:t>
-      </w:r>
-      <w:proofErr w:type="spellStart"/>
+        <w:t>Name:</w:t>
+      </w:r>
       <w:r>
         <w:rPr>
           <w:rFonts w:ascii="Times New Roman" w:eastAsia="Times New Roman" w:hAnsi="Times New Roman" w:cs="Times New Roman"/>
           <w:sz w:val="24"/>
           <w:szCs w:val="24"/>
         </w:rPr>
-        <w:t>employer_name</w:t>
-      </w:r>
-      <w:proofErr w:type="spellEnd"/>
+        <w:t xml:space="preserve"> Dr . </w:t>
+      </w:r>
       <w:r>
         <w:rPr>
           <w:rFonts w:ascii="Times New Roman" w:eastAsia="Times New Roman" w:hAnsi="Times New Roman" w:cs="Times New Roman"/>
           <w:sz w:val="24"/>
           <w:szCs w:val="24"/>
         </w:rPr>
-        <w:t>}</w:t>
+        <w:t xml:space="preserve"> ${employer_name}</w:t>
       </w:r>
       <w:r>
         <w:rPr>
@@ -3119,7 +3059,7 @@
           <w:sz w:val="24"/>
           <w:szCs w:val="24"/>
         </w:rPr>
-        <w:t xml:space="preserve">                                                              </w:t>
+        <w:t xml:space="preserve">                                                  </w:t>
       </w:r>
       <w:r>
         <w:rPr>
@@ -3145,25 +3085,25 @@
           <w:sz w:val="24"/>
           <w:szCs w:val="24"/>
         </w:rPr>
-        <w:t>Position: ${</w:t>
-      </w:r>
-      <w:proofErr w:type="spellStart"/>
-      <w:r>
+        <w:t>Position: ${employer_position}</w:t>
+      </w:r>
+    </w:p>
+    <w:p>
+      <w:pPr>
+        <w:spacing w:before="100" w:beforeAutospacing="1" w:after="100" w:afterAutospacing="1" w:line="240" w:lineRule="auto"/>
         <w:rPr>
           <w:rFonts w:ascii="Times New Roman" w:eastAsia="Times New Roman" w:hAnsi="Times New Roman" w:cs="Times New Roman"/>
           <w:sz w:val="24"/>
           <w:szCs w:val="24"/>
         </w:rPr>
-        <w:t>employer_position</w:t>
-      </w:r>
-      <w:proofErr w:type="spellEnd"/>
+      </w:pPr>
       <w:r>
         <w:rPr>
           <w:rFonts w:ascii="Times New Roman" w:eastAsia="Times New Roman" w:hAnsi="Times New Roman" w:cs="Times New Roman"/>
           <w:sz w:val="24"/>
           <w:szCs w:val="24"/>
         </w:rPr>
-        <w:t>}</w:t>
+        <w:t>Signature:</w:t>
       </w:r>
     </w:p>
     <w:p>
@@ -3181,7 +3121,7 @@
           <w:sz w:val="24"/>
           <w:szCs w:val="24"/>
         </w:rPr>
-        <w:t>Signature:</w:t>
+        <w:t>${employer_signature}</w:t>
       </w:r>
     </w:p>
     <w:p>
@@ -3199,61 +3139,7 @@
           <w:sz w:val="24"/>
           <w:szCs w:val="24"/>
         </w:rPr>
-        <w:t>${</w:t>
-      </w:r>
-      <w:proofErr w:type="spellStart"/>
-      <w:r>
-        <w:rPr>
-          <w:rFonts w:ascii="Times New Roman" w:eastAsia="Times New Roman" w:hAnsi="Times New Roman" w:cs="Times New Roman"/>
-          <w:sz w:val="24"/>
-          <w:szCs w:val="24"/>
-        </w:rPr>
-        <w:t>employer_signature</w:t>
-      </w:r>
-      <w:proofErr w:type="spellEnd"/>
-      <w:r>
-        <w:rPr>
-          <w:rFonts w:ascii="Times New Roman" w:eastAsia="Times New Roman" w:hAnsi="Times New Roman" w:cs="Times New Roman"/>
-          <w:sz w:val="24"/>
-          <w:szCs w:val="24"/>
-        </w:rPr>
-        <w:t>}</w:t>
-      </w:r>
-    </w:p>
-    <w:p>
-      <w:pPr>
-        <w:spacing w:before="100" w:beforeAutospacing="1" w:after="100" w:afterAutospacing="1" w:line="240" w:lineRule="auto"/>
-        <w:rPr>
-          <w:rFonts w:ascii="Times New Roman" w:eastAsia="Times New Roman" w:hAnsi="Times New Roman" w:cs="Times New Roman"/>
-          <w:sz w:val="24"/>
-          <w:szCs w:val="24"/>
-        </w:rPr>
-      </w:pPr>
-      <w:r>
-        <w:rPr>
-          <w:rFonts w:ascii="Times New Roman" w:eastAsia="Times New Roman" w:hAnsi="Times New Roman" w:cs="Times New Roman"/>
-          <w:sz w:val="24"/>
-          <w:szCs w:val="24"/>
-        </w:rPr>
-        <w:t>Date: ${</w:t>
-      </w:r>
-      <w:proofErr w:type="spellStart"/>
-      <w:r>
-        <w:rPr>
-          <w:rFonts w:ascii="Times New Roman" w:eastAsia="Times New Roman" w:hAnsi="Times New Roman" w:cs="Times New Roman"/>
-          <w:sz w:val="24"/>
-          <w:szCs w:val="24"/>
-        </w:rPr>
-        <w:t>employer_date</w:t>
-      </w:r>
-      <w:proofErr w:type="spellEnd"/>
-      <w:r>
-        <w:rPr>
-          <w:rFonts w:ascii="Times New Roman" w:eastAsia="Times New Roman" w:hAnsi="Times New Roman" w:cs="Times New Roman"/>
-          <w:sz w:val="24"/>
-          <w:szCs w:val="24"/>
-        </w:rPr>
-        <w:t>}</w:t>
+        <w:t>Date: ${employer_date}</w:t>
       </w:r>
     </w:p>
     <w:p>
@@ -3312,25 +3198,25 @@
           <w:sz w:val="24"/>
           <w:szCs w:val="24"/>
         </w:rPr>
-        <w:t>Employee Name: ${</w:t>
-      </w:r>
-      <w:proofErr w:type="spellStart"/>
-      <w:r>
+        <w:t>Employee Name: ${full_name}</w:t>
+      </w:r>
+    </w:p>
+    <w:p>
+      <w:pPr>
+        <w:spacing w:before="100" w:beforeAutospacing="1" w:after="100" w:afterAutospacing="1" w:line="240" w:lineRule="auto"/>
         <w:rPr>
           <w:rFonts w:ascii="Times New Roman" w:eastAsia="Times New Roman" w:hAnsi="Times New Roman" w:cs="Times New Roman"/>
           <w:sz w:val="24"/>
           <w:szCs w:val="24"/>
         </w:rPr>
-        <w:t>full_name</w:t>
-      </w:r>
-      <w:proofErr w:type="spellEnd"/>
+      </w:pPr>
       <w:r>
         <w:rPr>
           <w:rFonts w:ascii="Times New Roman" w:eastAsia="Times New Roman" w:hAnsi="Times New Roman" w:cs="Times New Roman"/>
           <w:sz w:val="24"/>
           <w:szCs w:val="24"/>
         </w:rPr>
-        <w:t>}</w:t>
+        <w:t>Signature:</w:t>
       </w:r>
     </w:p>
     <w:p>
@@ -3348,7 +3234,7 @@
           <w:sz w:val="24"/>
           <w:szCs w:val="24"/>
         </w:rPr>
-        <w:t>Signature:</w:t>
+        <w:t>${employee_signature}</w:t>
       </w:r>
     </w:p>
     <w:p>
@@ -3366,61 +3252,7 @@
           <w:sz w:val="24"/>
           <w:szCs w:val="24"/>
         </w:rPr>
-        <w:t>${</w:t>
-      </w:r>
-      <w:proofErr w:type="spellStart"/>
-      <w:r>
-        <w:rPr>
-          <w:rFonts w:ascii="Times New Roman" w:eastAsia="Times New Roman" w:hAnsi="Times New Roman" w:cs="Times New Roman"/>
-          <w:sz w:val="24"/>
-          <w:szCs w:val="24"/>
-        </w:rPr>
-        <w:t>employee_signature</w:t>
-      </w:r>
-      <w:proofErr w:type="spellEnd"/>
-      <w:r>
-        <w:rPr>
-          <w:rFonts w:ascii="Times New Roman" w:eastAsia="Times New Roman" w:hAnsi="Times New Roman" w:cs="Times New Roman"/>
-          <w:sz w:val="24"/>
-          <w:szCs w:val="24"/>
-        </w:rPr>
-        <w:t>}</w:t>
-      </w:r>
-    </w:p>
-    <w:p>
-      <w:pPr>
-        <w:spacing w:before="100" w:beforeAutospacing="1" w:after="100" w:afterAutospacing="1" w:line="240" w:lineRule="auto"/>
-        <w:rPr>
-          <w:rFonts w:ascii="Times New Roman" w:eastAsia="Times New Roman" w:hAnsi="Times New Roman" w:cs="Times New Roman"/>
-          <w:sz w:val="24"/>
-          <w:szCs w:val="24"/>
-        </w:rPr>
-      </w:pPr>
-      <w:r>
-        <w:rPr>
-          <w:rFonts w:ascii="Times New Roman" w:eastAsia="Times New Roman" w:hAnsi="Times New Roman" w:cs="Times New Roman"/>
-          <w:sz w:val="24"/>
-          <w:szCs w:val="24"/>
-        </w:rPr>
-        <w:t>Date: ${</w:t>
-      </w:r>
-      <w:proofErr w:type="spellStart"/>
-      <w:r>
-        <w:rPr>
-          <w:rFonts w:ascii="Times New Roman" w:eastAsia="Times New Roman" w:hAnsi="Times New Roman" w:cs="Times New Roman"/>
-          <w:sz w:val="24"/>
-          <w:szCs w:val="24"/>
-        </w:rPr>
-        <w:t>signing_date</w:t>
-      </w:r>
-      <w:proofErr w:type="spellEnd"/>
-      <w:r>
-        <w:rPr>
-          <w:rFonts w:ascii="Times New Roman" w:eastAsia="Times New Roman" w:hAnsi="Times New Roman" w:cs="Times New Roman"/>
-          <w:sz w:val="24"/>
-          <w:szCs w:val="24"/>
-        </w:rPr>
-        <w:t>}</w:t>
+        <w:t>Date: ${signing_date}</w:t>
       </w:r>
     </w:p>
     <w:p>

--- a/admin/Parrot Contract for Yvonne Ikuzwe.docx
+++ b/admin/Parrot Contract for Yvonne Ikuzwe.docx
@@ -45,7 +45,15 @@
         <w:t>Agreement Reference:</w:t>
       </w:r>
       <w:r>
-        <w:t xml:space="preserve"> PCVC-PROB-${national_id}</w:t>
+        <w:t xml:space="preserve"> PCVC-PROB-${</w:t>
+      </w:r>
+      <w:proofErr w:type="spellStart"/>
+      <w:r>
+        <w:t>national_id</w:t>
+      </w:r>
+      <w:proofErr w:type="spellEnd"/>
+      <w:r>
+        <w:t>}</w:t>
       </w:r>
     </w:p>
     <w:p>
@@ -59,7 +67,15 @@
         <w:t>Date:</w:t>
       </w:r>
       <w:r>
-        <w:t xml:space="preserve"> ${signing_date}</w:t>
+        <w:t xml:space="preserve"> ${</w:t>
+      </w:r>
+      <w:proofErr w:type="spellStart"/>
+      <w:r>
+        <w:t>signing_date</w:t>
+      </w:r>
+      <w:proofErr w:type="spellEnd"/>
+      <w:r>
+        <w:t>}</w:t>
       </w:r>
     </w:p>
     <w:p>
@@ -158,7 +174,15 @@
         <w:t>Name:</w:t>
       </w:r>
       <w:r>
-        <w:t xml:space="preserve"> ${full_name}</w:t>
+        <w:t xml:space="preserve"> ${</w:t>
+      </w:r>
+      <w:proofErr w:type="spellStart"/>
+      <w:r>
+        <w:t>full_name</w:t>
+      </w:r>
+      <w:proofErr w:type="spellEnd"/>
+      <w:r>
+        <w:t>}</w:t>
       </w:r>
     </w:p>
     <w:p>
@@ -206,7 +230,15 @@
         <w:t>Phone Number:</w:t>
       </w:r>
       <w:r>
-        <w:t xml:space="preserve"> ${phone_number}</w:t>
+        <w:t xml:space="preserve"> ${</w:t>
+      </w:r>
+      <w:proofErr w:type="spellStart"/>
+      <w:r>
+        <w:t>phone_number</w:t>
+      </w:r>
+      <w:proofErr w:type="spellEnd"/>
+      <w:r>
+        <w:t>}</w:t>
       </w:r>
     </w:p>
     <w:p>
@@ -807,7 +839,15 @@
         <w:spacing w:line="276" w:lineRule="auto"/>
       </w:pPr>
       <w:r>
-        <w:t>Prepare and submit applications through ApplyBoard, QS Apply, university portals, and other approved platforms.</w:t>
+        <w:t xml:space="preserve">Prepare and submit applications through </w:t>
+      </w:r>
+      <w:proofErr w:type="spellStart"/>
+      <w:r>
+        <w:t>ApplyBoard</w:t>
+      </w:r>
+      <w:proofErr w:type="spellEnd"/>
+      <w:r>
+        <w:t>, QS Apply, university portals, and other approved platforms.</w:t>
       </w:r>
     </w:p>
     <w:p>
@@ -2079,7 +2119,25 @@
           <w:sz w:val="24"/>
           <w:szCs w:val="24"/>
         </w:rPr>
-        <w:t>The Employee shall not create, submit, or process any student application through ApplyBoard, QS Apply, university portals, or any other recruitment platform before the student has been properly registered and documented in PARROT MIS.</w:t>
+        <w:t xml:space="preserve">The Employee shall not create, submit, or process any student application through </w:t>
+      </w:r>
+      <w:proofErr w:type="spellStart"/>
+      <w:r>
+        <w:rPr>
+          <w:rFonts w:ascii="Times New Roman" w:eastAsia="Times New Roman" w:hAnsi="Times New Roman" w:cs="Times New Roman"/>
+          <w:sz w:val="24"/>
+          <w:szCs w:val="24"/>
+        </w:rPr>
+        <w:t>ApplyBoard</w:t>
+      </w:r>
+      <w:proofErr w:type="spellEnd"/>
+      <w:r>
+        <w:rPr>
+          <w:rFonts w:ascii="Times New Roman" w:eastAsia="Times New Roman" w:hAnsi="Times New Roman" w:cs="Times New Roman"/>
+          <w:sz w:val="24"/>
+          <w:szCs w:val="24"/>
+        </w:rPr>
+        <w:t>, QS Apply, university portals, or any other recruitment platform before the student has been properly registered and documented in PARROT MIS.</w:t>
       </w:r>
     </w:p>
     <w:p>
@@ -3051,23 +3109,33 @@
           <w:sz w:val="24"/>
           <w:szCs w:val="24"/>
         </w:rPr>
-        <w:t xml:space="preserve"> ${employer_name}</w:t>
-      </w:r>
-      <w:r>
-        <w:rPr>
-          <w:rFonts w:ascii="Times New Roman" w:eastAsia="Times New Roman" w:hAnsi="Times New Roman" w:cs="Times New Roman"/>
-          <w:sz w:val="24"/>
-          <w:szCs w:val="24"/>
-        </w:rPr>
-        <w:t xml:space="preserve">                                                  </w:t>
-      </w:r>
-      <w:r>
-        <w:rPr>
-          <w:rFonts w:ascii="Times New Roman" w:eastAsia="Times New Roman" w:hAnsi="Times New Roman" w:cs="Times New Roman"/>
-          <w:sz w:val="24"/>
-          <w:szCs w:val="24"/>
-        </w:rPr>
-        <w:t>Company Stamp:</w:t>
+        <w:t xml:space="preserve"> ${</w:t>
+      </w:r>
+      <w:proofErr w:type="spellStart"/>
+      <w:r>
+        <w:rPr>
+          <w:rFonts w:ascii="Times New Roman" w:eastAsia="Times New Roman" w:hAnsi="Times New Roman" w:cs="Times New Roman"/>
+          <w:sz w:val="24"/>
+          <w:szCs w:val="24"/>
+        </w:rPr>
+        <w:t>employer_name</w:t>
+      </w:r>
+      <w:proofErr w:type="spellEnd"/>
+      <w:r>
+        <w:rPr>
+          <w:rFonts w:ascii="Times New Roman" w:eastAsia="Times New Roman" w:hAnsi="Times New Roman" w:cs="Times New Roman"/>
+          <w:sz w:val="24"/>
+          <w:szCs w:val="24"/>
+        </w:rPr>
+        <w:t>}</w:t>
+      </w:r>
+      <w:r>
+        <w:rPr>
+          <w:rFonts w:ascii="Times New Roman" w:eastAsia="Times New Roman" w:hAnsi="Times New Roman" w:cs="Times New Roman"/>
+          <w:sz w:val="24"/>
+          <w:szCs w:val="24"/>
+        </w:rPr>
+        <w:t xml:space="preserve">                                                 </w:t>
       </w:r>
     </w:p>
     <w:p>
@@ -3085,7 +3153,25 @@
           <w:sz w:val="24"/>
           <w:szCs w:val="24"/>
         </w:rPr>
-        <w:t>Position: ${employer_position}</w:t>
+        <w:t>Position: ${</w:t>
+      </w:r>
+      <w:proofErr w:type="spellStart"/>
+      <w:r>
+        <w:rPr>
+          <w:rFonts w:ascii="Times New Roman" w:eastAsia="Times New Roman" w:hAnsi="Times New Roman" w:cs="Times New Roman"/>
+          <w:sz w:val="24"/>
+          <w:szCs w:val="24"/>
+        </w:rPr>
+        <w:t>employer_position</w:t>
+      </w:r>
+      <w:proofErr w:type="spellEnd"/>
+      <w:r>
+        <w:rPr>
+          <w:rFonts w:ascii="Times New Roman" w:eastAsia="Times New Roman" w:hAnsi="Times New Roman" w:cs="Times New Roman"/>
+          <w:sz w:val="24"/>
+          <w:szCs w:val="24"/>
+        </w:rPr>
+        <w:t>}</w:t>
       </w:r>
     </w:p>
     <w:p>
@@ -3121,7 +3207,25 @@
           <w:sz w:val="24"/>
           <w:szCs w:val="24"/>
         </w:rPr>
-        <w:t>${employer_signature}</w:t>
+        <w:t>${</w:t>
+      </w:r>
+      <w:proofErr w:type="spellStart"/>
+      <w:r>
+        <w:rPr>
+          <w:rFonts w:ascii="Times New Roman" w:eastAsia="Times New Roman" w:hAnsi="Times New Roman" w:cs="Times New Roman"/>
+          <w:sz w:val="24"/>
+          <w:szCs w:val="24"/>
+        </w:rPr>
+        <w:t>employer_signature</w:t>
+      </w:r>
+      <w:proofErr w:type="spellEnd"/>
+      <w:r>
+        <w:rPr>
+          <w:rFonts w:ascii="Times New Roman" w:eastAsia="Times New Roman" w:hAnsi="Times New Roman" w:cs="Times New Roman"/>
+          <w:sz w:val="24"/>
+          <w:szCs w:val="24"/>
+        </w:rPr>
+        <w:t>}</w:t>
       </w:r>
     </w:p>
     <w:p>
@@ -3139,7 +3243,25 @@
           <w:sz w:val="24"/>
           <w:szCs w:val="24"/>
         </w:rPr>
-        <w:t>Date: ${employer_date}</w:t>
+        <w:t>Date: ${</w:t>
+      </w:r>
+      <w:proofErr w:type="spellStart"/>
+      <w:r>
+        <w:rPr>
+          <w:rFonts w:ascii="Times New Roman" w:eastAsia="Times New Roman" w:hAnsi="Times New Roman" w:cs="Times New Roman"/>
+          <w:sz w:val="24"/>
+          <w:szCs w:val="24"/>
+        </w:rPr>
+        <w:t>employer_date</w:t>
+      </w:r>
+      <w:proofErr w:type="spellEnd"/>
+      <w:r>
+        <w:rPr>
+          <w:rFonts w:ascii="Times New Roman" w:eastAsia="Times New Roman" w:hAnsi="Times New Roman" w:cs="Times New Roman"/>
+          <w:sz w:val="24"/>
+          <w:szCs w:val="24"/>
+        </w:rPr>
+        <w:t>}</w:t>
       </w:r>
     </w:p>
     <w:p>
@@ -3198,7 +3320,25 @@
           <w:sz w:val="24"/>
           <w:szCs w:val="24"/>
         </w:rPr>
-        <w:t>Employee Name: ${full_name}</w:t>
+        <w:t>Employee Name: ${</w:t>
+      </w:r>
+      <w:proofErr w:type="spellStart"/>
+      <w:r>
+        <w:rPr>
+          <w:rFonts w:ascii="Times New Roman" w:eastAsia="Times New Roman" w:hAnsi="Times New Roman" w:cs="Times New Roman"/>
+          <w:sz w:val="24"/>
+          <w:szCs w:val="24"/>
+        </w:rPr>
+        <w:t>full_name</w:t>
+      </w:r>
+      <w:proofErr w:type="spellEnd"/>
+      <w:r>
+        <w:rPr>
+          <w:rFonts w:ascii="Times New Roman" w:eastAsia="Times New Roman" w:hAnsi="Times New Roman" w:cs="Times New Roman"/>
+          <w:sz w:val="24"/>
+          <w:szCs w:val="24"/>
+        </w:rPr>
+        <w:t>}</w:t>
       </w:r>
     </w:p>
     <w:p>
@@ -3234,7 +3374,25 @@
           <w:sz w:val="24"/>
           <w:szCs w:val="24"/>
         </w:rPr>
-        <w:t>${employee_signature}</w:t>
+        <w:t>${</w:t>
+      </w:r>
+      <w:proofErr w:type="spellStart"/>
+      <w:r>
+        <w:rPr>
+          <w:rFonts w:ascii="Times New Roman" w:eastAsia="Times New Roman" w:hAnsi="Times New Roman" w:cs="Times New Roman"/>
+          <w:sz w:val="24"/>
+          <w:szCs w:val="24"/>
+        </w:rPr>
+        <w:t>employee_signature</w:t>
+      </w:r>
+      <w:proofErr w:type="spellEnd"/>
+      <w:r>
+        <w:rPr>
+          <w:rFonts w:ascii="Times New Roman" w:eastAsia="Times New Roman" w:hAnsi="Times New Roman" w:cs="Times New Roman"/>
+          <w:sz w:val="24"/>
+          <w:szCs w:val="24"/>
+        </w:rPr>
+        <w:t>}</w:t>
       </w:r>
     </w:p>
     <w:p>
@@ -3252,7 +3410,25 @@
           <w:sz w:val="24"/>
           <w:szCs w:val="24"/>
         </w:rPr>
-        <w:t>Date: ${signing_date}</w:t>
+        <w:t>Date: ${</w:t>
+      </w:r>
+      <w:proofErr w:type="spellStart"/>
+      <w:r>
+        <w:rPr>
+          <w:rFonts w:ascii="Times New Roman" w:eastAsia="Times New Roman" w:hAnsi="Times New Roman" w:cs="Times New Roman"/>
+          <w:sz w:val="24"/>
+          <w:szCs w:val="24"/>
+        </w:rPr>
+        <w:t>signing_date</w:t>
+      </w:r>
+      <w:proofErr w:type="spellEnd"/>
+      <w:r>
+        <w:rPr>
+          <w:rFonts w:ascii="Times New Roman" w:eastAsia="Times New Roman" w:hAnsi="Times New Roman" w:cs="Times New Roman"/>
+          <w:sz w:val="24"/>
+          <w:szCs w:val="24"/>
+        </w:rPr>
+        <w:t>}</w:t>
       </w:r>
     </w:p>
     <w:p>

--- a/admin/Parrot Contract for Yvonne Ikuzwe.docx
+++ b/admin/Parrot Contract for Yvonne Ikuzwe.docx
@@ -45,15 +45,7 @@
         <w:t>Agreement Reference:</w:t>
       </w:r>
       <w:r>
-        <w:t xml:space="preserve"> PCVC-PROB-${</w:t>
-      </w:r>
-      <w:proofErr w:type="spellStart"/>
-      <w:r>
-        <w:t>national_id</w:t>
-      </w:r>
-      <w:proofErr w:type="spellEnd"/>
-      <w:r>
-        <w:t>}</w:t>
+        <w:t xml:space="preserve"> PCVC-PROB-${national_id}</w:t>
       </w:r>
     </w:p>
     <w:p>
@@ -67,15 +59,7 @@
         <w:t>Date:</w:t>
       </w:r>
       <w:r>
-        <w:t xml:space="preserve"> ${</w:t>
-      </w:r>
-      <w:proofErr w:type="spellStart"/>
-      <w:r>
-        <w:t>signing_date</w:t>
-      </w:r>
-      <w:proofErr w:type="spellEnd"/>
-      <w:r>
-        <w:t>}</w:t>
+        <w:t xml:space="preserve"> ${signing_date}</w:t>
       </w:r>
     </w:p>
     <w:p>
@@ -174,15 +158,7 @@
         <w:t>Name:</w:t>
       </w:r>
       <w:r>
-        <w:t xml:space="preserve"> ${</w:t>
-      </w:r>
-      <w:proofErr w:type="spellStart"/>
-      <w:r>
-        <w:t>full_name</w:t>
-      </w:r>
-      <w:proofErr w:type="spellEnd"/>
-      <w:r>
-        <w:t>}</w:t>
+        <w:t xml:space="preserve"> ${full_name}</w:t>
       </w:r>
     </w:p>
     <w:p>
@@ -230,15 +206,7 @@
         <w:t>Phone Number:</w:t>
       </w:r>
       <w:r>
-        <w:t xml:space="preserve"> ${</w:t>
-      </w:r>
-      <w:proofErr w:type="spellStart"/>
-      <w:r>
-        <w:t>phone_number</w:t>
-      </w:r>
-      <w:proofErr w:type="spellEnd"/>
-      <w:r>
-        <w:t>}</w:t>
+        <w:t xml:space="preserve"> ${phone_number}</w:t>
       </w:r>
     </w:p>
     <w:p>
@@ -479,7 +447,31 @@
           <w:sz w:val="24"/>
           <w:szCs w:val="24"/>
         </w:rPr>
-        <w:t>0,000 (One Hundred Twenty Thousand Rwandan Francs) per month</w:t>
+        <w:t>0,000 (</w:t>
+      </w:r>
+      <w:r>
+        <w:rPr>
+          <w:sz w:val="24"/>
+          <w:szCs w:val="24"/>
+        </w:rPr>
+        <w:t>Fifty thousand</w:t>
+      </w:r>
+      <w:r>
+        <w:rPr>
+          <w:sz w:val="24"/>
+          <w:szCs w:val="24"/>
+        </w:rPr>
+        <w:t xml:space="preserve"> </w:t>
+      </w:r>
+      <w:r>
+        <w:rPr>
+          <w:rStyle w:val="Strong"/>
+          <w:b/>
+          <w:bCs/>
+          <w:sz w:val="24"/>
+          <w:szCs w:val="24"/>
+        </w:rPr>
+        <w:t>Rwandan Francs) per month</w:t>
       </w:r>
     </w:p>
     <w:p>
@@ -839,15 +831,7 @@
         <w:spacing w:line="276" w:lineRule="auto"/>
       </w:pPr>
       <w:r>
-        <w:t xml:space="preserve">Prepare and submit applications through </w:t>
-      </w:r>
-      <w:proofErr w:type="spellStart"/>
-      <w:r>
-        <w:t>ApplyBoard</w:t>
-      </w:r>
-      <w:proofErr w:type="spellEnd"/>
-      <w:r>
-        <w:t>, QS Apply, university portals, and other approved platforms.</w:t>
+        <w:t>Prepare and submit applications through ApplyBoard, QS Apply, university portals, and other approved platforms.</w:t>
       </w:r>
     </w:p>
     <w:p>
@@ -2119,25 +2103,7 @@
           <w:sz w:val="24"/>
           <w:szCs w:val="24"/>
         </w:rPr>
-        <w:t xml:space="preserve">The Employee shall not create, submit, or process any student application through </w:t>
-      </w:r>
-      <w:proofErr w:type="spellStart"/>
-      <w:r>
-        <w:rPr>
-          <w:rFonts w:ascii="Times New Roman" w:eastAsia="Times New Roman" w:hAnsi="Times New Roman" w:cs="Times New Roman"/>
-          <w:sz w:val="24"/>
-          <w:szCs w:val="24"/>
-        </w:rPr>
-        <w:t>ApplyBoard</w:t>
-      </w:r>
-      <w:proofErr w:type="spellEnd"/>
-      <w:r>
-        <w:rPr>
-          <w:rFonts w:ascii="Times New Roman" w:eastAsia="Times New Roman" w:hAnsi="Times New Roman" w:cs="Times New Roman"/>
-          <w:sz w:val="24"/>
-          <w:szCs w:val="24"/>
-        </w:rPr>
-        <w:t>, QS Apply, university portals, or any other recruitment platform before the student has been properly registered and documented in PARROT MIS.</w:t>
+        <w:t>The Employee shall not create, submit, or process any student application through ApplyBoard, QS Apply, university portals, or any other recruitment platform before the student has been properly registered and documented in PARROT MIS.</w:t>
       </w:r>
     </w:p>
     <w:p>
@@ -3109,33 +3075,33 @@
           <w:sz w:val="24"/>
           <w:szCs w:val="24"/>
         </w:rPr>
-        <w:t xml:space="preserve"> ${</w:t>
-      </w:r>
-      <w:proofErr w:type="spellStart"/>
+        <w:t xml:space="preserve"> ${employer_name}</w:t>
+      </w:r>
       <w:r>
         <w:rPr>
           <w:rFonts w:ascii="Times New Roman" w:eastAsia="Times New Roman" w:hAnsi="Times New Roman" w:cs="Times New Roman"/>
           <w:sz w:val="24"/>
           <w:szCs w:val="24"/>
         </w:rPr>
-        <w:t>employer_name</w:t>
-      </w:r>
-      <w:proofErr w:type="spellEnd"/>
-      <w:r>
+        <w:t xml:space="preserve">                                                 </w:t>
+      </w:r>
+    </w:p>
+    <w:p>
+      <w:pPr>
+        <w:spacing w:before="100" w:beforeAutospacing="1" w:after="100" w:afterAutospacing="1" w:line="240" w:lineRule="auto"/>
         <w:rPr>
           <w:rFonts w:ascii="Times New Roman" w:eastAsia="Times New Roman" w:hAnsi="Times New Roman" w:cs="Times New Roman"/>
           <w:sz w:val="24"/>
           <w:szCs w:val="24"/>
         </w:rPr>
-        <w:t>}</w:t>
-      </w:r>
+      </w:pPr>
       <w:r>
         <w:rPr>
           <w:rFonts w:ascii="Times New Roman" w:eastAsia="Times New Roman" w:hAnsi="Times New Roman" w:cs="Times New Roman"/>
           <w:sz w:val="24"/>
           <w:szCs w:val="24"/>
         </w:rPr>
-        <w:t xml:space="preserve">                                                 </w:t>
+        <w:t>Position: ${employer_position}</w:t>
       </w:r>
     </w:p>
     <w:p>
@@ -3153,25 +3119,25 @@
           <w:sz w:val="24"/>
           <w:szCs w:val="24"/>
         </w:rPr>
-        <w:t>Position: ${</w:t>
-      </w:r>
-      <w:proofErr w:type="spellStart"/>
-      <w:r>
+        <w:t>Signature:</w:t>
+      </w:r>
+    </w:p>
+    <w:p>
+      <w:pPr>
+        <w:spacing w:before="100" w:beforeAutospacing="1" w:after="100" w:afterAutospacing="1" w:line="240" w:lineRule="auto"/>
         <w:rPr>
           <w:rFonts w:ascii="Times New Roman" w:eastAsia="Times New Roman" w:hAnsi="Times New Roman" w:cs="Times New Roman"/>
           <w:sz w:val="24"/>
           <w:szCs w:val="24"/>
         </w:rPr>
-        <w:t>employer_position</w:t>
-      </w:r>
-      <w:proofErr w:type="spellEnd"/>
+      </w:pPr>
       <w:r>
         <w:rPr>
           <w:rFonts w:ascii="Times New Roman" w:eastAsia="Times New Roman" w:hAnsi="Times New Roman" w:cs="Times New Roman"/>
           <w:sz w:val="24"/>
           <w:szCs w:val="24"/>
         </w:rPr>
-        <w:t>}</w:t>
+        <w:t>${employer_signature}</w:t>
       </w:r>
     </w:p>
     <w:p>
@@ -3189,79 +3155,7 @@
           <w:sz w:val="24"/>
           <w:szCs w:val="24"/>
         </w:rPr>
-        <w:t>Signature:</w:t>
-      </w:r>
-    </w:p>
-    <w:p>
-      <w:pPr>
-        <w:spacing w:before="100" w:beforeAutospacing="1" w:after="100" w:afterAutospacing="1" w:line="240" w:lineRule="auto"/>
-        <w:rPr>
-          <w:rFonts w:ascii="Times New Roman" w:eastAsia="Times New Roman" w:hAnsi="Times New Roman" w:cs="Times New Roman"/>
-          <w:sz w:val="24"/>
-          <w:szCs w:val="24"/>
-        </w:rPr>
-      </w:pPr>
-      <w:r>
-        <w:rPr>
-          <w:rFonts w:ascii="Times New Roman" w:eastAsia="Times New Roman" w:hAnsi="Times New Roman" w:cs="Times New Roman"/>
-          <w:sz w:val="24"/>
-          <w:szCs w:val="24"/>
-        </w:rPr>
-        <w:t>${</w:t>
-      </w:r>
-      <w:proofErr w:type="spellStart"/>
-      <w:r>
-        <w:rPr>
-          <w:rFonts w:ascii="Times New Roman" w:eastAsia="Times New Roman" w:hAnsi="Times New Roman" w:cs="Times New Roman"/>
-          <w:sz w:val="24"/>
-          <w:szCs w:val="24"/>
-        </w:rPr>
-        <w:t>employer_signature</w:t>
-      </w:r>
-      <w:proofErr w:type="spellEnd"/>
-      <w:r>
-        <w:rPr>
-          <w:rFonts w:ascii="Times New Roman" w:eastAsia="Times New Roman" w:hAnsi="Times New Roman" w:cs="Times New Roman"/>
-          <w:sz w:val="24"/>
-          <w:szCs w:val="24"/>
-        </w:rPr>
-        <w:t>}</w:t>
-      </w:r>
-    </w:p>
-    <w:p>
-      <w:pPr>
-        <w:spacing w:before="100" w:beforeAutospacing="1" w:after="100" w:afterAutospacing="1" w:line="240" w:lineRule="auto"/>
-        <w:rPr>
-          <w:rFonts w:ascii="Times New Roman" w:eastAsia="Times New Roman" w:hAnsi="Times New Roman" w:cs="Times New Roman"/>
-          <w:sz w:val="24"/>
-          <w:szCs w:val="24"/>
-        </w:rPr>
-      </w:pPr>
-      <w:r>
-        <w:rPr>
-          <w:rFonts w:ascii="Times New Roman" w:eastAsia="Times New Roman" w:hAnsi="Times New Roman" w:cs="Times New Roman"/>
-          <w:sz w:val="24"/>
-          <w:szCs w:val="24"/>
-        </w:rPr>
-        <w:t>Date: ${</w:t>
-      </w:r>
-      <w:proofErr w:type="spellStart"/>
-      <w:r>
-        <w:rPr>
-          <w:rFonts w:ascii="Times New Roman" w:eastAsia="Times New Roman" w:hAnsi="Times New Roman" w:cs="Times New Roman"/>
-          <w:sz w:val="24"/>
-          <w:szCs w:val="24"/>
-        </w:rPr>
-        <w:t>employer_date</w:t>
-      </w:r>
-      <w:proofErr w:type="spellEnd"/>
-      <w:r>
-        <w:rPr>
-          <w:rFonts w:ascii="Times New Roman" w:eastAsia="Times New Roman" w:hAnsi="Times New Roman" w:cs="Times New Roman"/>
-          <w:sz w:val="24"/>
-          <w:szCs w:val="24"/>
-        </w:rPr>
-        <w:t>}</w:t>
+        <w:t>Date: ${employer_date}</w:t>
       </w:r>
     </w:p>
     <w:p>
@@ -3320,25 +3214,25 @@
           <w:sz w:val="24"/>
           <w:szCs w:val="24"/>
         </w:rPr>
-        <w:t>Employee Name: ${</w:t>
-      </w:r>
-      <w:proofErr w:type="spellStart"/>
-      <w:r>
+        <w:t>Employee Name: ${full_name}</w:t>
+      </w:r>
+    </w:p>
+    <w:p>
+      <w:pPr>
+        <w:spacing w:before="100" w:beforeAutospacing="1" w:after="100" w:afterAutospacing="1" w:line="240" w:lineRule="auto"/>
         <w:rPr>
           <w:rFonts w:ascii="Times New Roman" w:eastAsia="Times New Roman" w:hAnsi="Times New Roman" w:cs="Times New Roman"/>
           <w:sz w:val="24"/>
           <w:szCs w:val="24"/>
         </w:rPr>
-        <w:t>full_name</w:t>
-      </w:r>
-      <w:proofErr w:type="spellEnd"/>
+      </w:pPr>
       <w:r>
         <w:rPr>
           <w:rFonts w:ascii="Times New Roman" w:eastAsia="Times New Roman" w:hAnsi="Times New Roman" w:cs="Times New Roman"/>
           <w:sz w:val="24"/>
           <w:szCs w:val="24"/>
         </w:rPr>
-        <w:t>}</w:t>
+        <w:t>Signature:</w:t>
       </w:r>
     </w:p>
     <w:p>
@@ -3356,7 +3250,7 @@
           <w:sz w:val="24"/>
           <w:szCs w:val="24"/>
         </w:rPr>
-        <w:t>Signature:</w:t>
+        <w:t>${employee_signature}</w:t>
       </w:r>
     </w:p>
     <w:p>
@@ -3374,61 +3268,7 @@
           <w:sz w:val="24"/>
           <w:szCs w:val="24"/>
         </w:rPr>
-        <w:t>${</w:t>
-      </w:r>
-      <w:proofErr w:type="spellStart"/>
-      <w:r>
-        <w:rPr>
-          <w:rFonts w:ascii="Times New Roman" w:eastAsia="Times New Roman" w:hAnsi="Times New Roman" w:cs="Times New Roman"/>
-          <w:sz w:val="24"/>
-          <w:szCs w:val="24"/>
-        </w:rPr>
-        <w:t>employee_signature</w:t>
-      </w:r>
-      <w:proofErr w:type="spellEnd"/>
-      <w:r>
-        <w:rPr>
-          <w:rFonts w:ascii="Times New Roman" w:eastAsia="Times New Roman" w:hAnsi="Times New Roman" w:cs="Times New Roman"/>
-          <w:sz w:val="24"/>
-          <w:szCs w:val="24"/>
-        </w:rPr>
-        <w:t>}</w:t>
-      </w:r>
-    </w:p>
-    <w:p>
-      <w:pPr>
-        <w:spacing w:before="100" w:beforeAutospacing="1" w:after="100" w:afterAutospacing="1" w:line="240" w:lineRule="auto"/>
-        <w:rPr>
-          <w:rFonts w:ascii="Times New Roman" w:eastAsia="Times New Roman" w:hAnsi="Times New Roman" w:cs="Times New Roman"/>
-          <w:sz w:val="24"/>
-          <w:szCs w:val="24"/>
-        </w:rPr>
-      </w:pPr>
-      <w:r>
-        <w:rPr>
-          <w:rFonts w:ascii="Times New Roman" w:eastAsia="Times New Roman" w:hAnsi="Times New Roman" w:cs="Times New Roman"/>
-          <w:sz w:val="24"/>
-          <w:szCs w:val="24"/>
-        </w:rPr>
-        <w:t>Date: ${</w:t>
-      </w:r>
-      <w:proofErr w:type="spellStart"/>
-      <w:r>
-        <w:rPr>
-          <w:rFonts w:ascii="Times New Roman" w:eastAsia="Times New Roman" w:hAnsi="Times New Roman" w:cs="Times New Roman"/>
-          <w:sz w:val="24"/>
-          <w:szCs w:val="24"/>
-        </w:rPr>
-        <w:t>signing_date</w:t>
-      </w:r>
-      <w:proofErr w:type="spellEnd"/>
-      <w:r>
-        <w:rPr>
-          <w:rFonts w:ascii="Times New Roman" w:eastAsia="Times New Roman" w:hAnsi="Times New Roman" w:cs="Times New Roman"/>
-          <w:sz w:val="24"/>
-          <w:szCs w:val="24"/>
-        </w:rPr>
-        <w:t>}</w:t>
+        <w:t>Date: ${signing_date}</w:t>
       </w:r>
     </w:p>
     <w:p>
@@ -10037,7 +9877,6 @@
   <w:style w:type="character" w:default="1" w:styleId="DefaultParagraphFont">
     <w:name w:val="Default Paragraph Font"/>
     <w:uiPriority w:val="1"/>
-    <w:semiHidden/>
     <w:unhideWhenUsed/>
   </w:style>
   <w:style w:type="table" w:default="1" w:styleId="TableNormal">
